--- a/internal_doc/05.测试设计/story/trace/trace的优化改进story测试设计.docx
+++ b/internal_doc/05.测试设计/story/trace/trace的优化改进story测试设计.docx
@@ -3895,9 +3895,6 @@
         <w:autoSpaceDN w:val="0"/>
         <w:adjustRightInd w:val="0"/>
         <w:jc w:val="left"/>
-        <w:rPr>
-          <w:rFonts w:hint="eastAsia"/>
-        </w:rPr>
       </w:pPr>
       <w:r>
         <w:rPr>
@@ -3912,9 +3909,6 @@
         <w:autoSpaceDN w:val="0"/>
         <w:adjustRightInd w:val="0"/>
         <w:jc w:val="left"/>
-        <w:rPr>
-          <w:rFonts w:hint="eastAsia"/>
-        </w:rPr>
       </w:pPr>
       <w:r>
         <w:rPr>
@@ -4425,9 +4419,6 @@
         <w:autoSpaceDN w:val="0"/>
         <w:adjustRightInd w:val="0"/>
         <w:jc w:val="left"/>
-        <w:rPr>
-          <w:rFonts w:hint="eastAsia"/>
-        </w:rPr>
       </w:pPr>
       <w:r>
         <w:rPr>
@@ -4481,9 +4472,6 @@
         <w:autoSpaceDN w:val="0"/>
         <w:adjustRightInd w:val="0"/>
         <w:jc w:val="left"/>
-        <w:rPr>
-          <w:rFonts w:hint="eastAsia"/>
-        </w:rPr>
       </w:pPr>
       <w:r>
         <w:rPr>
@@ -4498,9 +4486,6 @@
         <w:autoSpaceDN w:val="0"/>
         <w:adjustRightInd w:val="0"/>
         <w:jc w:val="left"/>
-        <w:rPr>
-          <w:rFonts w:hint="eastAsia"/>
-        </w:rPr>
       </w:pPr>
       <w:r>
         <w:rPr>
@@ -4522,7 +4507,6 @@
         <w:adjustRightInd w:val="0"/>
         <w:jc w:val="left"/>
         <w:rPr>
-          <w:rFonts w:hint="eastAsia"/>
           <w:i/>
           <w:iCs/>
         </w:rPr>
@@ -4549,7 +4533,6 @@
         <w:adjustRightInd w:val="0"/>
         <w:jc w:val="left"/>
         <w:rPr>
-          <w:rFonts w:hint="eastAsia"/>
           <w:i/>
           <w:iCs/>
         </w:rPr>
@@ -4723,9 +4706,6 @@
         <w:autoSpaceDN w:val="0"/>
         <w:adjustRightInd w:val="0"/>
         <w:jc w:val="left"/>
-        <w:rPr>
-          <w:rFonts w:hint="eastAsia"/>
-        </w:rPr>
       </w:pPr>
       <w:r>
         <w:rPr>
@@ -4747,7 +4727,6 @@
         <w:adjustRightInd w:val="0"/>
         <w:jc w:val="left"/>
         <w:rPr>
-          <w:rFonts w:hint="eastAsia"/>
           <w:i/>
           <w:iCs/>
         </w:rPr>
@@ -4769,7 +4748,6 @@
         <w:adjustRightInd w:val="0"/>
         <w:jc w:val="left"/>
         <w:rPr>
-          <w:rFonts w:hint="eastAsia"/>
           <w:i/>
           <w:iCs/>
         </w:rPr>
@@ -5128,7 +5106,7 @@
       <w:pPr>
         <w:pStyle w:val="Heading2"/>
         <w:rPr>
-          <w:rFonts w:cs="Arial" w:hint="eastAsia"/>
+          <w:rFonts w:cs="Arial"/>
         </w:rPr>
       </w:pPr>
       <w:r>
@@ -5255,7 +5233,7 @@
       <w:pPr>
         <w:pStyle w:val="Heading2"/>
         <w:rPr>
-          <w:rFonts w:cs="Arial" w:hint="eastAsia"/>
+          <w:rFonts w:cs="Arial"/>
         </w:rPr>
       </w:pPr>
       <w:bookmarkStart w:id="7" w:name="_Toc421275931"/>
@@ -5274,11 +5252,6 @@
       <w:bookmarkEnd w:id="7"/>
     </w:p>
     <w:p>
-      <w:pPr>
-        <w:rPr>
-          <w:rFonts w:hint="eastAsia"/>
-        </w:rPr>
-      </w:pPr>
       <w:r>
         <w:t>T</w:t>
       </w:r>
@@ -5296,12 +5269,10 @@
       </w:r>
     </w:p>
     <w:p>
-      <w:pPr>
-        <w:rPr>
-          <w:rFonts w:hint="eastAsia"/>
-        </w:rPr>
-      </w:pPr>
-      <w:r>
+      <w:r>
+        <w:rPr>
+          <w:noProof/>
+        </w:rPr>
         <w:drawing>
           <wp:inline distT="0" distB="0" distL="0" distR="0">
             <wp:extent cx="4287017" cy="1135901"/>
@@ -5609,9 +5580,6 @@
           <w:numId w:val="7"/>
         </w:numPr>
         <w:ind w:firstLineChars="0"/>
-        <w:rPr>
-          <w:rFonts w:hint="eastAsia"/>
-        </w:rPr>
       </w:pPr>
       <w:r>
         <w:rPr>
@@ -5688,9 +5656,6 @@
           <w:numId w:val="7"/>
         </w:numPr>
         <w:ind w:firstLineChars="0"/>
-        <w:rPr>
-          <w:rFonts w:hint="eastAsia"/>
-        </w:rPr>
       </w:pPr>
       <w:r>
         <w:rPr>
@@ -5861,9 +5826,6 @@
     <w:p>
       <w:pPr>
         <w:ind w:firstLine="420"/>
-        <w:rPr>
-          <w:rFonts w:hint="eastAsia"/>
-        </w:rPr>
       </w:pPr>
       <w:r>
         <w:rPr>
@@ -6079,9 +6041,6 @@
     <w:p>
       <w:pPr>
         <w:ind w:firstLine="420"/>
-        <w:rPr>
-          <w:rFonts w:hint="eastAsia"/>
-        </w:rPr>
       </w:pPr>
       <w:r>
         <w:rPr>
@@ -6187,7 +6146,7 @@
         </w:numPr>
         <w:ind w:firstLineChars="0"/>
         <w:rPr>
-          <w:rFonts w:asciiTheme="minorHAnsi" w:eastAsiaTheme="minorEastAsia" w:hAnsiTheme="minorHAnsi" w:cstheme="minorBidi" w:hint="eastAsia"/>
+          <w:rFonts w:asciiTheme="minorHAnsi" w:eastAsiaTheme="minorEastAsia" w:hAnsiTheme="minorHAnsi" w:cstheme="minorBidi"/>
           <w:snapToGrid/>
           <w:kern w:val="2"/>
           <w:szCs w:val="22"/>
@@ -6616,9 +6575,6 @@
             <w:pPr>
               <w:pStyle w:val="ListParagraph"/>
               <w:ind w:firstLineChars="0" w:firstLine="0"/>
-              <w:rPr>
-                <w:rFonts w:hint="eastAsia"/>
-              </w:rPr>
             </w:pPr>
             <w:r>
               <w:rPr>
@@ -6636,9 +6592,6 @@
             <w:pPr>
               <w:pStyle w:val="ListParagraph"/>
               <w:ind w:firstLineChars="0" w:firstLine="0"/>
-              <w:rPr>
-                <w:rFonts w:hint="eastAsia"/>
-              </w:rPr>
             </w:pPr>
             <w:r>
               <w:t>C</w:t>
@@ -6698,9 +6651,6 @@
       <w:pPr>
         <w:pStyle w:val="ListParagraph"/>
         <w:ind w:left="840" w:firstLineChars="0" w:firstLine="0"/>
-        <w:rPr>
-          <w:rFonts w:hint="eastAsia"/>
-        </w:rPr>
       </w:pPr>
       <w:r>
         <w:rPr>
@@ -6731,9 +6681,6 @@
       <w:pPr>
         <w:pStyle w:val="ListParagraph"/>
         <w:ind w:left="840" w:firstLineChars="0" w:firstLine="0"/>
-        <w:rPr>
-          <w:rFonts w:hint="eastAsia"/>
-        </w:rPr>
       </w:pPr>
       <w:r>
         <w:rPr>
@@ -6757,9 +6704,6 @@
     <w:p>
       <w:pPr>
         <w:ind w:left="840"/>
-        <w:rPr>
-          <w:rFonts w:hint="eastAsia"/>
-        </w:rPr>
       </w:pPr>
       <w:r>
         <w:rPr>
@@ -6789,9 +6733,6 @@
     <w:p>
       <w:pPr>
         <w:ind w:left="420" w:firstLine="420"/>
-        <w:rPr>
-          <w:rFonts w:hint="eastAsia"/>
-        </w:rPr>
       </w:pPr>
       <w:r>
         <w:rPr>
@@ -7223,9 +7164,6 @@
             <w:pPr>
               <w:pStyle w:val="ListParagraph"/>
               <w:ind w:firstLineChars="0" w:firstLine="0"/>
-              <w:rPr>
-                <w:rFonts w:hint="eastAsia"/>
-              </w:rPr>
             </w:pPr>
             <w:r>
               <w:rPr>
@@ -7243,9 +7181,6 @@
             <w:pPr>
               <w:pStyle w:val="ListParagraph"/>
               <w:ind w:firstLineChars="0" w:firstLine="0"/>
-              <w:rPr>
-                <w:rFonts w:hint="eastAsia"/>
-              </w:rPr>
             </w:pPr>
             <w:r>
               <w:rPr>
@@ -7276,9 +7211,6 @@
             <w:pPr>
               <w:pStyle w:val="ListParagraph"/>
               <w:ind w:firstLineChars="0" w:firstLine="0"/>
-              <w:rPr>
-                <w:rFonts w:hint="eastAsia"/>
-              </w:rPr>
             </w:pPr>
             <w:r>
               <w:rPr>
@@ -7322,9 +7254,6 @@
     <w:p>
       <w:pPr>
         <w:ind w:leftChars="350" w:left="735"/>
-        <w:rPr>
-          <w:rFonts w:hint="eastAsia"/>
-        </w:rPr>
       </w:pPr>
       <w:r>
         <w:rPr>
@@ -7408,9 +7337,6 @@
     <w:p>
       <w:pPr>
         <w:ind w:leftChars="350" w:left="735"/>
-        <w:rPr>
-          <w:rFonts w:hint="eastAsia"/>
-        </w:rPr>
       </w:pPr>
     </w:p>
     <w:p>
@@ -7421,9 +7347,6 @@
           <w:numId w:val="9"/>
         </w:numPr>
         <w:ind w:firstLineChars="0"/>
-        <w:rPr>
-          <w:rFonts w:hint="eastAsia"/>
-        </w:rPr>
       </w:pPr>
       <w:r>
         <w:rPr>
@@ -7435,9 +7358,6 @@
     <w:p>
       <w:pPr>
         <w:ind w:left="1200"/>
-        <w:rPr>
-          <w:rFonts w:hint="eastAsia"/>
-        </w:rPr>
       </w:pPr>
       <w:r>
         <w:rPr>
@@ -7491,9 +7411,6 @@
     <w:p>
       <w:pPr>
         <w:ind w:left="1200"/>
-        <w:rPr>
-          <w:rFonts w:hint="eastAsia"/>
-        </w:rPr>
       </w:pPr>
       <w:r>
         <w:rPr>
@@ -7541,9 +7458,6 @@
     <w:p>
       <w:pPr>
         <w:ind w:left="1200"/>
-        <w:rPr>
-          <w:rFonts w:hint="eastAsia"/>
-        </w:rPr>
       </w:pPr>
       <w:r>
         <w:rPr>
@@ -7591,9 +7505,6 @@
     <w:p>
       <w:pPr>
         <w:ind w:left="1200"/>
-        <w:rPr>
-          <w:rFonts w:hint="eastAsia"/>
-        </w:rPr>
       </w:pPr>
       <w:r>
         <w:rPr>
@@ -7634,9 +7545,6 @@
           <w:numId w:val="9"/>
         </w:numPr>
         <w:ind w:firstLineChars="0"/>
-        <w:rPr>
-          <w:rFonts w:hint="eastAsia"/>
-        </w:rPr>
       </w:pPr>
       <w:r>
         <w:rPr>
@@ -7653,9 +7561,6 @@
           <w:numId w:val="10"/>
         </w:numPr>
         <w:ind w:firstLineChars="0"/>
-        <w:rPr>
-          <w:rFonts w:hint="eastAsia"/>
-        </w:rPr>
       </w:pPr>
       <w:r>
         <w:rPr>
@@ -7686,9 +7591,6 @@
     <w:p>
       <w:pPr>
         <w:ind w:left="840" w:firstLine="360"/>
-        <w:rPr>
-          <w:rFonts w:hint="eastAsia"/>
-        </w:rPr>
       </w:pPr>
       <w:r>
         <w:rPr>
@@ -7723,9 +7625,6 @@
           <w:numId w:val="10"/>
         </w:numPr>
         <w:ind w:firstLineChars="0"/>
-        <w:rPr>
-          <w:rFonts w:hint="eastAsia"/>
-        </w:rPr>
       </w:pPr>
       <w:r>
         <w:rPr>
@@ -7803,11 +7702,70 @@
     </w:p>
     <w:p>
       <w:pPr>
-        <w:rPr>
-          <w:rFonts w:hint="eastAsia"/>
-        </w:rPr>
-      </w:pPr>
+        <w:pStyle w:val="ListParagraph"/>
+        <w:numPr>
+          <w:ilvl w:val="0"/>
+          <w:numId w:val="10"/>
+        </w:numPr>
+        <w:ind w:firstLineChars="0"/>
+        <w:rPr>
+          <w:rFonts w:hint="eastAsia"/>
+        </w:rPr>
+      </w:pPr>
+      <w:r>
+        <w:rPr>
+          <w:rFonts w:hint="eastAsia"/>
+        </w:rPr>
+        <w:t>连续开启、关闭</w:t>
+      </w:r>
+      <w:r>
+        <w:rPr>
+          <w:rFonts w:hint="eastAsia"/>
+        </w:rPr>
+        <w:t>trace</w:t>
+      </w:r>
+      <w:r>
+        <w:rPr>
+          <w:rFonts w:hint="eastAsia"/>
+        </w:rPr>
+        <w:t>，过程中一直有业务操作</w:t>
+      </w:r>
     </w:p>
+    <w:p>
+      <w:pPr>
+        <w:pStyle w:val="ListParagraph"/>
+        <w:numPr>
+          <w:ilvl w:val="0"/>
+          <w:numId w:val="10"/>
+        </w:numPr>
+        <w:ind w:firstLineChars="0"/>
+      </w:pPr>
+      <w:r>
+        <w:rPr>
+          <w:rFonts w:hint="eastAsia"/>
+        </w:rPr>
+        <w:t>同组中部分节点开启</w:t>
+      </w:r>
+      <w:r>
+        <w:rPr>
+          <w:rFonts w:hint="eastAsia"/>
+        </w:rPr>
+        <w:t>trace</w:t>
+      </w:r>
+      <w:r>
+        <w:rPr>
+          <w:rFonts w:hint="eastAsia"/>
+        </w:rPr>
+        <w:t>部分节点不开启</w:t>
+      </w:r>
+      <w:r>
+        <w:rPr>
+          <w:rFonts w:hint="eastAsia"/>
+        </w:rPr>
+        <w:t>trace</w:t>
+      </w:r>
+    </w:p>
+    <w:p/>
     <w:p>
       <w:pPr>
         <w:pStyle w:val="ListParagraph"/>
@@ -7816,9 +7774,6 @@
           <w:numId w:val="6"/>
         </w:numPr>
         <w:ind w:firstLineChars="0"/>
-        <w:rPr>
-          <w:rFonts w:hint="eastAsia"/>
-        </w:rPr>
       </w:pPr>
       <w:r>
         <w:rPr>
@@ -7855,9 +7810,6 @@
       <w:pPr>
         <w:pStyle w:val="ListParagraph"/>
         <w:ind w:left="840" w:firstLineChars="0" w:firstLine="0"/>
-        <w:rPr>
-          <w:rFonts w:hint="eastAsia"/>
-        </w:rPr>
       </w:pPr>
       <w:r>
         <w:rPr>
@@ -8037,7 +7989,19 @@
         <w:rPr>
           <w:rFonts w:hint="eastAsia"/>
         </w:rPr>
-        <w:t>文件对比记录信息。</w:t>
+        <w:t>文件对比记录信息</w:t>
+      </w:r>
+      <w:r>
+        <w:rPr>
+          <w:rFonts w:hint="eastAsia"/>
+        </w:rPr>
+        <w:t>（包括函数名、展示层次、执行时间等信息）</w:t>
+      </w:r>
+      <w:r>
+        <w:rPr>
+          <w:rFonts w:hint="eastAsia"/>
+        </w:rPr>
+        <w:t>。</w:t>
       </w:r>
     </w:p>
     <w:p>
@@ -8281,9 +8245,6 @@
             <w:pPr>
               <w:pStyle w:val="ListParagraph"/>
               <w:ind w:firstLineChars="0" w:firstLine="0"/>
-              <w:rPr>
-                <w:rFonts w:hint="eastAsia"/>
-              </w:rPr>
             </w:pPr>
             <w:r>
               <w:rPr>
@@ -8301,9 +8262,6 @@
             <w:pPr>
               <w:pStyle w:val="ListParagraph"/>
               <w:ind w:firstLineChars="0" w:firstLine="0"/>
-              <w:rPr>
-                <w:rFonts w:hint="eastAsia"/>
-              </w:rPr>
             </w:pPr>
             <w:r>
               <w:t>C</w:t>
@@ -8367,9 +8325,6 @@
             <w:pPr>
               <w:pStyle w:val="ListParagraph"/>
               <w:ind w:firstLineChars="0" w:firstLine="0"/>
-              <w:rPr>
-                <w:rFonts w:hint="eastAsia"/>
-              </w:rPr>
             </w:pPr>
             <w:r>
               <w:rPr>
@@ -8410,9 +8365,6 @@
             <w:pPr>
               <w:pStyle w:val="ListParagraph"/>
               <w:ind w:firstLineChars="0" w:firstLine="0"/>
-              <w:rPr>
-                <w:rFonts w:hint="eastAsia"/>
-              </w:rPr>
             </w:pPr>
             <w:r>
               <w:rPr>
@@ -8428,9 +8380,6 @@
       <w:pPr>
         <w:pStyle w:val="ListParagraph"/>
         <w:ind w:left="840" w:firstLineChars="0"/>
-        <w:rPr>
-          <w:rFonts w:hint="eastAsia"/>
-        </w:rPr>
       </w:pPr>
       <w:r>
         <w:rPr>
@@ -8455,9 +8404,6 @@
       <w:pPr>
         <w:pStyle w:val="ListParagraph"/>
         <w:ind w:left="1200" w:firstLineChars="0" w:firstLine="0"/>
-        <w:rPr>
-          <w:rFonts w:hint="eastAsia"/>
-        </w:rPr>
       </w:pPr>
       <w:r>
         <w:rPr>
@@ -8542,9 +8488,6 @@
       <w:pPr>
         <w:pStyle w:val="ListParagraph"/>
         <w:ind w:left="1200" w:firstLineChars="0" w:firstLine="0"/>
-        <w:rPr>
-          <w:rFonts w:hint="eastAsia"/>
-        </w:rPr>
       </w:pPr>
       <w:r>
         <w:rPr>
@@ -8611,9 +8554,6 @@
       <w:pPr>
         <w:pStyle w:val="ListParagraph"/>
         <w:ind w:left="1200" w:firstLineChars="0" w:firstLine="0"/>
-        <w:rPr>
-          <w:rFonts w:hint="eastAsia"/>
-        </w:rPr>
       </w:pPr>
       <w:r>
         <w:rPr>
@@ -8656,9 +8596,6 @@
       <w:pPr>
         <w:pStyle w:val="ListParagraph"/>
         <w:ind w:left="840" w:firstLineChars="0"/>
-        <w:rPr>
-          <w:rFonts w:hint="eastAsia"/>
-        </w:rPr>
       </w:pPr>
       <w:r>
         <w:rPr>
@@ -8676,14 +8613,12 @@
     <w:p>
       <w:pPr>
         <w:ind w:left="1200"/>
-        <w:rPr>
-          <w:rFonts w:hint="eastAsia"/>
-        </w:rPr>
-      </w:pPr>
-      <w:r>
-        <w:rPr>
-          <w:rFonts w:hint="eastAsia"/>
-        </w:rPr>
+      </w:pPr>
+      <w:r>
+        <w:rPr>
+          <w:rFonts w:hint="eastAsia"/>
+        </w:rPr>
+        <w:lastRenderedPageBreak/>
         <w:t>traceOff</w:t>
       </w:r>
       <w:r>
@@ -8732,9 +8667,6 @@
     <w:p>
       <w:pPr>
         <w:ind w:left="1200"/>
-        <w:rPr>
-          <w:rFonts w:hint="eastAsia"/>
-        </w:rPr>
       </w:pPr>
       <w:r>
         <w:rPr>
@@ -8776,9 +8708,6 @@
     <w:p>
       <w:pPr>
         <w:ind w:left="1200"/>
-        <w:rPr>
-          <w:rFonts w:hint="eastAsia"/>
-        </w:rPr>
       </w:pPr>
       <w:r>
         <w:rPr>
@@ -8820,9 +8749,6 @@
     <w:p>
       <w:pPr>
         <w:ind w:left="1200"/>
-        <w:rPr>
-          <w:rFonts w:hint="eastAsia"/>
-        </w:rPr>
       </w:pPr>
       <w:r>
         <w:rPr>
@@ -8864,15 +8790,11 @@
     <w:p>
       <w:pPr>
         <w:ind w:left="1200"/>
-        <w:rPr>
-          <w:rFonts w:hint="eastAsia"/>
-        </w:rPr>
-      </w:pPr>
-      <w:r>
-        <w:rPr>
-          <w:rFonts w:hint="eastAsia"/>
-        </w:rPr>
-        <w:lastRenderedPageBreak/>
+      </w:pPr>
+      <w:r>
+        <w:rPr>
+          <w:rFonts w:hint="eastAsia"/>
+        </w:rPr>
         <w:t>执行</w:t>
       </w:r>
       <w:r>
@@ -8896,9 +8818,6 @@
           <w:numId w:val="6"/>
         </w:numPr>
         <w:ind w:firstLineChars="0"/>
-        <w:rPr>
-          <w:rFonts w:hint="eastAsia"/>
-        </w:rPr>
       </w:pPr>
       <w:r>
         <w:rPr>
@@ -8911,7 +8830,7 @@
       <w:pPr>
         <w:ind w:firstLine="420"/>
         <w:rPr>
-          <w:rFonts w:ascii="Calibri" w:eastAsia="宋体" w:hAnsi="Calibri" w:cs="Times New Roman" w:hint="eastAsia"/>
+          <w:rFonts w:ascii="Calibri" w:eastAsia="宋体" w:hAnsi="Calibri" w:cs="Times New Roman"/>
           <w:iCs/>
           <w:color w:val="000000"/>
         </w:rPr>
@@ -9129,9 +9048,6 @@
                 <w:numId w:val="19"/>
               </w:numPr>
               <w:ind w:firstLineChars="0"/>
-              <w:rPr>
-                <w:rFonts w:hint="eastAsia"/>
-              </w:rPr>
             </w:pPr>
             <w:r>
               <w:rPr>
@@ -9177,7 +9093,7 @@
               <w:spacing w:line="276" w:lineRule="auto"/>
               <w:ind w:firstLineChars="0"/>
               <w:rPr>
-                <w:rFonts w:ascii="Arial" w:hAnsi="Arial" w:cs="Arial" w:hint="eastAsia"/>
+                <w:rFonts w:ascii="Arial" w:hAnsi="Arial" w:cs="Arial"/>
               </w:rPr>
             </w:pPr>
             <w:r>
@@ -9222,7 +9138,7 @@
               <w:spacing w:line="276" w:lineRule="auto"/>
               <w:ind w:firstLineChars="0"/>
               <w:rPr>
-                <w:rFonts w:ascii="Arial" w:hAnsi="Arial" w:cs="Arial" w:hint="eastAsia"/>
+                <w:rFonts w:ascii="Arial" w:hAnsi="Arial" w:cs="Arial"/>
               </w:rPr>
             </w:pPr>
             <w:r>
@@ -9329,7 +9245,7 @@
               <w:adjustRightInd w:val="0"/>
               <w:spacing w:line="276" w:lineRule="auto"/>
               <w:rPr>
-                <w:rFonts w:ascii="宋体" w:eastAsia="宋体" w:hAnsi="宋体" w:cs="Times New Roman" w:hint="eastAsia"/>
+                <w:rFonts w:ascii="宋体" w:eastAsia="宋体" w:hAnsi="宋体" w:cs="Times New Roman"/>
               </w:rPr>
             </w:pPr>
             <w:r>
@@ -9382,7 +9298,7 @@
               <w:adjustRightInd w:val="0"/>
               <w:spacing w:line="276" w:lineRule="auto"/>
               <w:rPr>
-                <w:rFonts w:ascii="Arial" w:eastAsia="宋体" w:hAnsi="Arial" w:cs="Arial" w:hint="eastAsia"/>
+                <w:rFonts w:ascii="Arial" w:eastAsia="宋体" w:hAnsi="Arial" w:cs="Arial"/>
               </w:rPr>
             </w:pPr>
             <w:r>
@@ -9507,7 +9423,7 @@
               <w:adjustRightInd w:val="0"/>
               <w:spacing w:line="276" w:lineRule="auto"/>
               <w:rPr>
-                <w:rFonts w:ascii="宋体" w:eastAsia="宋体" w:hAnsi="宋体" w:cs="Times New Roman" w:hint="eastAsia"/>
+                <w:rFonts w:ascii="宋体" w:eastAsia="宋体" w:hAnsi="宋体" w:cs="Times New Roman"/>
               </w:rPr>
             </w:pPr>
             <w:r>
@@ -9541,13 +9457,7 @@
               <w:rPr>
                 <w:rFonts w:ascii="宋体" w:eastAsia="宋体" w:hAnsi="宋体" w:cs="Times New Roman" w:hint="eastAsia"/>
               </w:rPr>
-              <w:t>equoiadb中的</w:t>
-            </w:r>
-            <w:r>
-              <w:rPr>
-                <w:rFonts w:ascii="宋体" w:eastAsia="宋体" w:hAnsi="宋体" w:cs="Times New Roman" w:hint="eastAsia"/>
-              </w:rPr>
-              <w:t>函数</w:t>
+              <w:t>equoiadb中的函数</w:t>
             </w:r>
           </w:p>
         </w:tc>
@@ -9566,26 +9476,14 @@
               <w:adjustRightInd w:val="0"/>
               <w:spacing w:line="276" w:lineRule="auto"/>
               <w:rPr>
+                <w:rFonts w:ascii="Arial" w:eastAsia="宋体" w:hAnsi="Arial" w:cs="Arial"/>
+              </w:rPr>
+            </w:pPr>
+            <w:r>
+              <w:rPr>
                 <w:rFonts w:ascii="Arial" w:eastAsia="宋体" w:hAnsi="Arial" w:cs="Arial" w:hint="eastAsia"/>
               </w:rPr>
-            </w:pPr>
-            <w:r>
-              <w:rPr>
-                <w:rFonts w:ascii="Arial" w:eastAsia="宋体" w:hAnsi="Arial" w:cs="Arial" w:hint="eastAsia"/>
-              </w:rPr>
-              <w:t>指定</w:t>
-            </w:r>
-            <w:r>
-              <w:rPr>
-                <w:rFonts w:ascii="Arial" w:eastAsia="宋体" w:hAnsi="Arial" w:cs="Arial" w:hint="eastAsia"/>
-              </w:rPr>
-              <w:t>函数</w:t>
-            </w:r>
-            <w:r>
-              <w:rPr>
-                <w:rFonts w:ascii="Arial" w:eastAsia="宋体" w:hAnsi="Arial" w:cs="Arial" w:hint="eastAsia"/>
-              </w:rPr>
-              <w:t>正确</w:t>
+              <w:t>指定函数正确</w:t>
             </w:r>
           </w:p>
           <w:p>
@@ -9619,14 +9517,7 @@
                 <w:rFonts w:ascii="Arial" w:hAnsi="Arial" w:cs="Arial" w:hint="eastAsia"/>
                 <w:szCs w:val="20"/>
               </w:rPr>
-              <w:t>指定函数</w:t>
-            </w:r>
-            <w:r>
-              <w:rPr>
-                <w:rFonts w:ascii="Arial" w:hAnsi="Arial" w:cs="Arial" w:hint="eastAsia"/>
-                <w:szCs w:val="20"/>
-              </w:rPr>
-              <w:t>不存在，如</w:t>
+              <w:t>指定函数不存在，如</w:t>
             </w:r>
             <w:r>
               <w:rPr>
@@ -9716,7 +9607,7 @@
               <w:adjustRightInd w:val="0"/>
               <w:spacing w:line="276" w:lineRule="auto"/>
               <w:rPr>
-                <w:rFonts w:ascii="宋体" w:eastAsia="宋体" w:hAnsi="宋体" w:cs="Times New Roman" w:hint="eastAsia"/>
+                <w:rFonts w:ascii="宋体" w:eastAsia="宋体" w:hAnsi="宋体" w:cs="Times New Roman"/>
               </w:rPr>
             </w:pPr>
             <w:r>
@@ -9760,7 +9651,7 @@
               <w:adjustRightInd w:val="0"/>
               <w:spacing w:line="276" w:lineRule="auto"/>
               <w:rPr>
-                <w:rFonts w:ascii="Arial" w:eastAsia="宋体" w:hAnsi="Arial" w:cs="Arial" w:hint="eastAsia"/>
+                <w:rFonts w:ascii="Arial" w:eastAsia="宋体" w:hAnsi="Arial" w:cs="Arial"/>
               </w:rPr>
             </w:pPr>
             <w:r>
@@ -9818,7 +9709,7 @@
               <w:spacing w:line="276" w:lineRule="auto"/>
               <w:ind w:firstLineChars="0"/>
               <w:rPr>
-                <w:rFonts w:ascii="Arial" w:hAnsi="Arial" w:cs="Arial" w:hint="eastAsia"/>
+                <w:rFonts w:ascii="Arial" w:hAnsi="Arial" w:cs="Arial"/>
                 <w:szCs w:val="20"/>
               </w:rPr>
             </w:pPr>
@@ -9932,7 +9823,7 @@
               <w:adjustRightInd w:val="0"/>
               <w:spacing w:line="276" w:lineRule="auto"/>
               <w:rPr>
-                <w:rFonts w:ascii="Arial" w:eastAsia="宋体" w:hAnsi="Arial" w:cs="Arial" w:hint="eastAsia"/>
+                <w:rFonts w:ascii="Arial" w:eastAsia="宋体" w:hAnsi="Arial" w:cs="Arial"/>
               </w:rPr>
             </w:pPr>
             <w:r>
@@ -9958,7 +9849,7 @@
               <w:adjustRightInd w:val="0"/>
               <w:spacing w:line="276" w:lineRule="auto"/>
               <w:rPr>
-                <w:rFonts w:ascii="宋体" w:eastAsia="宋体" w:hAnsi="宋体" w:cs="Times New Roman" w:hint="eastAsia"/>
+                <w:rFonts w:ascii="宋体" w:eastAsia="宋体" w:hAnsi="宋体" w:cs="Times New Roman"/>
               </w:rPr>
             </w:pPr>
             <w:r>
@@ -9975,7 +9866,7 @@
               <w:adjustRightInd w:val="0"/>
               <w:spacing w:line="276" w:lineRule="auto"/>
               <w:rPr>
-                <w:rFonts w:ascii="Arial" w:eastAsia="宋体" w:hAnsi="Arial" w:cs="Arial" w:hint="eastAsia"/>
+                <w:rFonts w:ascii="Arial" w:eastAsia="宋体" w:hAnsi="Arial" w:cs="Arial"/>
               </w:rPr>
             </w:pPr>
           </w:p>
@@ -9995,7 +9886,7 @@
               <w:adjustRightInd w:val="0"/>
               <w:spacing w:line="276" w:lineRule="auto"/>
               <w:rPr>
-                <w:rFonts w:ascii="Arial" w:eastAsia="宋体" w:hAnsi="Arial" w:cs="Arial" w:hint="eastAsia"/>
+                <w:rFonts w:ascii="Arial" w:eastAsia="宋体" w:hAnsi="Arial" w:cs="Arial"/>
               </w:rPr>
             </w:pPr>
             <w:r>
@@ -10016,7 +9907,7 @@
               <w:spacing w:line="276" w:lineRule="auto"/>
               <w:ind w:firstLineChars="0" w:firstLine="0"/>
               <w:rPr>
-                <w:rFonts w:ascii="Arial" w:hAnsi="Arial" w:cs="Arial" w:hint="eastAsia"/>
+                <w:rFonts w:ascii="Arial" w:hAnsi="Arial" w:cs="Arial"/>
                 <w:szCs w:val="20"/>
               </w:rPr>
             </w:pPr>
@@ -10088,9 +9979,6 @@
                 <w:numId w:val="24"/>
               </w:numPr>
               <w:ind w:firstLineChars="0"/>
-              <w:rPr>
-                <w:rFonts w:hint="eastAsia"/>
-              </w:rPr>
             </w:pPr>
             <w:r>
               <w:rPr>
@@ -10112,13 +10000,7 @@
               <w:rPr>
                 <w:rFonts w:hint="eastAsia"/>
               </w:rPr>
-              <w:t>范围</w:t>
-            </w:r>
-            <w:r>
-              <w:rPr>
-                <w:rFonts w:hint="eastAsia"/>
-              </w:rPr>
-              <w:t>：</w:t>
+              <w:t>范围：</w:t>
             </w:r>
             <w:r>
               <w:rPr>
@@ -10142,7 +10024,7 @@
               <w:spacing w:line="276" w:lineRule="auto"/>
               <w:ind w:firstLineChars="0"/>
               <w:rPr>
-                <w:rFonts w:ascii="Arial" w:hAnsi="Arial" w:cs="Arial" w:hint="eastAsia"/>
+                <w:rFonts w:ascii="Arial" w:hAnsi="Arial" w:cs="Arial"/>
               </w:rPr>
             </w:pPr>
             <w:r>
@@ -10183,7 +10065,7 @@
               <w:spacing w:line="276" w:lineRule="auto"/>
               <w:ind w:firstLineChars="0"/>
               <w:rPr>
-                <w:rFonts w:ascii="Arial" w:hAnsi="Arial" w:cs="Arial" w:hint="eastAsia"/>
+                <w:rFonts w:ascii="Arial" w:hAnsi="Arial" w:cs="Arial"/>
               </w:rPr>
             </w:pPr>
             <w:r>
@@ -10285,7 +10167,7 @@
               <w:adjustRightInd w:val="0"/>
               <w:spacing w:line="276" w:lineRule="auto"/>
               <w:rPr>
-                <w:rFonts w:ascii="Arial" w:eastAsia="宋体" w:hAnsi="Arial" w:cs="Arial" w:hint="eastAsia"/>
+                <w:rFonts w:ascii="Arial" w:eastAsia="宋体" w:hAnsi="Arial" w:cs="Arial"/>
               </w:rPr>
             </w:pPr>
             <w:r>
@@ -10317,7 +10199,7 @@
               <w:adjustRightInd w:val="0"/>
               <w:spacing w:line="276" w:lineRule="auto"/>
               <w:rPr>
-                <w:rFonts w:ascii="宋体" w:eastAsia="宋体" w:hAnsi="宋体" w:cs="Times New Roman" w:hint="eastAsia"/>
+                <w:rFonts w:ascii="宋体" w:eastAsia="宋体" w:hAnsi="宋体" w:cs="Times New Roman"/>
               </w:rPr>
             </w:pPr>
             <w:r>
@@ -10334,7 +10216,7 @@
               <w:adjustRightInd w:val="0"/>
               <w:spacing w:line="276" w:lineRule="auto"/>
               <w:rPr>
-                <w:rFonts w:ascii="Arial" w:eastAsia="宋体" w:hAnsi="Arial" w:cs="Arial" w:hint="eastAsia"/>
+                <w:rFonts w:ascii="Arial" w:eastAsia="宋体" w:hAnsi="Arial" w:cs="Arial"/>
               </w:rPr>
             </w:pPr>
           </w:p>
@@ -10354,7 +10236,7 @@
               <w:adjustRightInd w:val="0"/>
               <w:spacing w:line="276" w:lineRule="auto"/>
               <w:rPr>
-                <w:rFonts w:ascii="Arial" w:eastAsia="宋体" w:hAnsi="Arial" w:cs="Arial" w:hint="eastAsia"/>
+                <w:rFonts w:ascii="Arial" w:eastAsia="宋体" w:hAnsi="Arial" w:cs="Arial"/>
               </w:rPr>
             </w:pPr>
             <w:r>
@@ -10379,7 +10261,7 @@
               <w:spacing w:line="276" w:lineRule="auto"/>
               <w:ind w:firstLineChars="0"/>
               <w:rPr>
-                <w:rFonts w:ascii="Arial" w:hAnsi="Arial" w:cs="Arial" w:hint="eastAsia"/>
+                <w:rFonts w:ascii="Arial" w:hAnsi="Arial" w:cs="Arial"/>
                 <w:szCs w:val="20"/>
               </w:rPr>
             </w:pPr>
@@ -10401,7 +10283,7 @@
               <w:spacing w:line="276" w:lineRule="auto"/>
               <w:ind w:firstLineChars="0"/>
               <w:rPr>
-                <w:rFonts w:ascii="Arial" w:hAnsi="Arial" w:cs="Arial" w:hint="eastAsia"/>
+                <w:rFonts w:ascii="Arial" w:hAnsi="Arial" w:cs="Arial"/>
                 <w:szCs w:val="20"/>
               </w:rPr>
             </w:pPr>
@@ -10439,7 +10321,7 @@
               <w:adjustRightInd w:val="0"/>
               <w:spacing w:line="276" w:lineRule="auto"/>
               <w:rPr>
-                <w:rFonts w:ascii="Arial" w:eastAsia="宋体" w:hAnsi="Arial" w:cs="Arial" w:hint="eastAsia"/>
+                <w:rFonts w:ascii="Arial" w:eastAsia="宋体" w:hAnsi="Arial" w:cs="Arial"/>
               </w:rPr>
             </w:pPr>
           </w:p>
@@ -10457,7 +10339,7 @@
               <w:adjustRightInd w:val="0"/>
               <w:spacing w:line="276" w:lineRule="auto"/>
               <w:rPr>
-                <w:rFonts w:ascii="Arial" w:eastAsia="宋体" w:hAnsi="Arial" w:cs="Arial" w:hint="eastAsia"/>
+                <w:rFonts w:ascii="Arial" w:eastAsia="宋体" w:hAnsi="Arial" w:cs="Arial"/>
               </w:rPr>
             </w:pPr>
             <w:r>
@@ -10483,7 +10365,7 @@
               <w:adjustRightInd w:val="0"/>
               <w:spacing w:line="276" w:lineRule="auto"/>
               <w:rPr>
-                <w:rFonts w:ascii="宋体" w:eastAsia="宋体" w:hAnsi="宋体" w:cs="Times New Roman" w:hint="eastAsia"/>
+                <w:rFonts w:ascii="宋体" w:eastAsia="宋体" w:hAnsi="宋体" w:cs="Times New Roman"/>
               </w:rPr>
             </w:pPr>
             <w:r>
@@ -10500,7 +10382,7 @@
               <w:adjustRightInd w:val="0"/>
               <w:spacing w:line="276" w:lineRule="auto"/>
               <w:rPr>
-                <w:rFonts w:ascii="Arial" w:eastAsia="宋体" w:hAnsi="Arial" w:cs="Arial" w:hint="eastAsia"/>
+                <w:rFonts w:ascii="Arial" w:eastAsia="宋体" w:hAnsi="Arial" w:cs="Arial"/>
               </w:rPr>
             </w:pPr>
           </w:p>
@@ -10520,7 +10402,7 @@
               <w:adjustRightInd w:val="0"/>
               <w:spacing w:line="276" w:lineRule="auto"/>
               <w:rPr>
-                <w:rFonts w:ascii="Arial" w:eastAsia="宋体" w:hAnsi="Arial" w:cs="Arial" w:hint="eastAsia"/>
+                <w:rFonts w:ascii="Arial" w:eastAsia="宋体" w:hAnsi="Arial" w:cs="Arial"/>
               </w:rPr>
             </w:pPr>
             <w:r>
@@ -10545,7 +10427,7 @@
               <w:spacing w:line="276" w:lineRule="auto"/>
               <w:ind w:firstLineChars="0"/>
               <w:rPr>
-                <w:rFonts w:ascii="Arial" w:hAnsi="Arial" w:cs="Arial" w:hint="eastAsia"/>
+                <w:rFonts w:ascii="Arial" w:hAnsi="Arial" w:cs="Arial"/>
                 <w:szCs w:val="20"/>
               </w:rPr>
             </w:pPr>
@@ -10567,23 +10449,17 @@
               <w:spacing w:line="276" w:lineRule="auto"/>
               <w:ind w:firstLineChars="0"/>
               <w:rPr>
+                <w:rFonts w:ascii="Arial" w:hAnsi="Arial" w:cs="Arial"/>
+                <w:szCs w:val="20"/>
+              </w:rPr>
+            </w:pPr>
+            <w:r>
+              <w:rPr>
                 <w:rFonts w:ascii="Arial" w:hAnsi="Arial" w:cs="Arial" w:hint="eastAsia"/>
                 <w:szCs w:val="20"/>
               </w:rPr>
-            </w:pPr>
-            <w:r>
-              <w:rPr>
-                <w:rFonts w:ascii="Arial" w:hAnsi="Arial" w:cs="Arial" w:hint="eastAsia"/>
-                <w:szCs w:val="20"/>
-              </w:rPr>
-              <w:t>指定</w:t>
-            </w:r>
-            <w:r>
-              <w:rPr>
-                <w:rFonts w:ascii="Arial" w:hAnsi="Arial" w:cs="Arial" w:hint="eastAsia"/>
-                <w:szCs w:val="20"/>
-              </w:rPr>
-              <w:t>文件类型不正确</w:t>
+              <w:lastRenderedPageBreak/>
+              <w:t>指定文件类型不正确</w:t>
             </w:r>
           </w:p>
         </w:tc>
@@ -10598,7 +10474,7 @@
               <w:adjustRightInd w:val="0"/>
               <w:spacing w:line="276" w:lineRule="auto"/>
               <w:rPr>
-                <w:rFonts w:ascii="Arial" w:eastAsia="宋体" w:hAnsi="Arial" w:cs="Arial" w:hint="eastAsia"/>
+                <w:rFonts w:ascii="Arial" w:eastAsia="宋体" w:hAnsi="Arial" w:cs="Arial"/>
               </w:rPr>
             </w:pPr>
           </w:p>
@@ -10619,7 +10495,6 @@
         <w:rPr>
           <w:rFonts w:hint="eastAsia"/>
         </w:rPr>
-        <w:lastRenderedPageBreak/>
         <w:t>可靠性分析和设计</w:t>
       </w:r>
     </w:p>
@@ -10667,25 +10542,43 @@
         <w:rPr>
           <w:rFonts w:hint="eastAsia"/>
         </w:rPr>
+        <w:t>性能测试可运行</w:t>
+      </w:r>
+      <w:r>
+        <w:rPr>
+          <w:rFonts w:hint="eastAsia"/>
+        </w:rPr>
+        <w:t>CI</w:t>
+      </w:r>
+      <w:r>
+        <w:rPr>
+          <w:rFonts w:hint="eastAsia"/>
+        </w:rPr>
+        <w:t>上性能基线自动化用例验证，主要是开启</w:t>
+      </w:r>
+      <w:r>
+        <w:rPr>
+          <w:rFonts w:hint="eastAsia"/>
+        </w:rPr>
         <w:t>trace</w:t>
       </w:r>
       <w:r>
         <w:rPr>
           <w:rFonts w:hint="eastAsia"/>
         </w:rPr>
-        <w:t>优化</w:t>
-      </w:r>
-      <w:r>
-        <w:rPr>
-          <w:rFonts w:hint="eastAsia"/>
-        </w:rPr>
-        <w:t>对性能的影响可在</w:t>
-      </w:r>
-      <w:r>
-        <w:rPr>
-          <w:rFonts w:hint="eastAsia"/>
-        </w:rPr>
-        <w:t>性能测试中验证。</w:t>
+        <w:t>和不开启</w:t>
+      </w:r>
+      <w:r>
+        <w:rPr>
+          <w:rFonts w:hint="eastAsia"/>
+        </w:rPr>
+        <w:t>trace</w:t>
+      </w:r>
+      <w:r>
+        <w:rPr>
+          <w:rFonts w:hint="eastAsia"/>
+        </w:rPr>
+        <w:t>性能对比测试</w:t>
       </w:r>
     </w:p>
     <w:p>
@@ -10718,9 +10611,6 @@
     <w:p>
       <w:pPr>
         <w:pStyle w:val="Heading3"/>
-        <w:rPr>
-          <w:rFonts w:hint="eastAsia"/>
-        </w:rPr>
       </w:pPr>
       <w:bookmarkStart w:id="15" w:name="_Toc421275942"/>
       <w:r>
@@ -11412,6 +11302,7 @@
         <w:rPr>
           <w:rFonts w:ascii="Arial" w:hAnsi="Arial" w:cs="Arial"/>
         </w:rPr>
+        <w:lastRenderedPageBreak/>
         <w:t>验收测试用例</w:t>
       </w:r>
       <w:bookmarkEnd w:id="18"/>
@@ -11558,7 +11449,6 @@
                 <w:sz w:val="21"/>
                 <w:szCs w:val="21"/>
               </w:rPr>
-              <w:lastRenderedPageBreak/>
               <w:t>Story.trace</w:t>
             </w:r>
             <w:r>
@@ -11711,7 +11601,6 @@
               <w:spacing w:after="240" w:line="240" w:lineRule="auto"/>
               <w:ind w:firstLineChars="0"/>
               <w:rPr>
-                <w:rFonts w:hint="eastAsia"/>
                 <w:sz w:val="21"/>
               </w:rPr>
             </w:pPr>
@@ -11764,7 +11653,6 @@
               <w:spacing w:after="240" w:line="240" w:lineRule="auto"/>
               <w:ind w:firstLineChars="0"/>
               <w:rPr>
-                <w:rFonts w:hint="eastAsia"/>
                 <w:sz w:val="21"/>
               </w:rPr>
             </w:pPr>
@@ -11855,9 +11743,6 @@
                 <w:numId w:val="11"/>
               </w:numPr>
               <w:ind w:firstLineChars="0"/>
-              <w:rPr>
-                <w:rFonts w:hint="eastAsia"/>
-              </w:rPr>
             </w:pPr>
             <w:r>
               <w:rPr>
@@ -11886,9 +11771,6 @@
                 <w:numId w:val="11"/>
               </w:numPr>
               <w:ind w:firstLineChars="0"/>
-              <w:rPr>
-                <w:rFonts w:hint="eastAsia"/>
-              </w:rPr>
             </w:pPr>
             <w:r>
               <w:rPr>
@@ -13018,7 +12900,7 @@
       <w:lvlText w:val="%1、"/>
       <w:lvlJc w:val="left"/>
       <w:pPr>
-        <w:ind w:left="840" w:hanging="420"/>
+        <w:ind w:left="1129" w:hanging="420"/>
       </w:pPr>
       <w:rPr>
         <w:rFonts w:hint="default"/>
@@ -13031,7 +12913,7 @@
       <w:lvlText w:val="%2)"/>
       <w:lvlJc w:val="left"/>
       <w:pPr>
-        <w:ind w:left="1260" w:hanging="420"/>
+        <w:ind w:left="1549" w:hanging="420"/>
       </w:pPr>
     </w:lvl>
     <w:lvl w:ilvl="2" w:tplc="0409001B" w:tentative="1">
@@ -13040,7 +12922,7 @@
       <w:lvlText w:val="%3."/>
       <w:lvlJc w:val="right"/>
       <w:pPr>
-        <w:ind w:left="1680" w:hanging="420"/>
+        <w:ind w:left="1969" w:hanging="420"/>
       </w:pPr>
     </w:lvl>
     <w:lvl w:ilvl="3" w:tplc="0409000F" w:tentative="1">
@@ -13049,7 +12931,7 @@
       <w:lvlText w:val="%4."/>
       <w:lvlJc w:val="left"/>
       <w:pPr>
-        <w:ind w:left="2100" w:hanging="420"/>
+        <w:ind w:left="2389" w:hanging="420"/>
       </w:pPr>
     </w:lvl>
     <w:lvl w:ilvl="4" w:tplc="04090019" w:tentative="1">
@@ -13058,7 +12940,7 @@
       <w:lvlText w:val="%5)"/>
       <w:lvlJc w:val="left"/>
       <w:pPr>
-        <w:ind w:left="2520" w:hanging="420"/>
+        <w:ind w:left="2809" w:hanging="420"/>
       </w:pPr>
     </w:lvl>
     <w:lvl w:ilvl="5" w:tplc="0409001B" w:tentative="1">
@@ -13067,7 +12949,7 @@
       <w:lvlText w:val="%6."/>
       <w:lvlJc w:val="right"/>
       <w:pPr>
-        <w:ind w:left="2940" w:hanging="420"/>
+        <w:ind w:left="3229" w:hanging="420"/>
       </w:pPr>
     </w:lvl>
     <w:lvl w:ilvl="6" w:tplc="0409000F" w:tentative="1">
@@ -13076,7 +12958,7 @@
       <w:lvlText w:val="%7."/>
       <w:lvlJc w:val="left"/>
       <w:pPr>
-        <w:ind w:left="3360" w:hanging="420"/>
+        <w:ind w:left="3649" w:hanging="420"/>
       </w:pPr>
     </w:lvl>
     <w:lvl w:ilvl="7" w:tplc="04090019" w:tentative="1">
@@ -13085,7 +12967,7 @@
       <w:lvlText w:val="%8)"/>
       <w:lvlJc w:val="left"/>
       <w:pPr>
-        <w:ind w:left="3780" w:hanging="420"/>
+        <w:ind w:left="4069" w:hanging="420"/>
       </w:pPr>
     </w:lvl>
     <w:lvl w:ilvl="8" w:tplc="0409001B" w:tentative="1">
@@ -13094,7 +12976,7 @@
       <w:lvlText w:val="%9."/>
       <w:lvlJc w:val="right"/>
       <w:pPr>
-        <w:ind w:left="4200" w:hanging="420"/>
+        <w:ind w:left="4489" w:hanging="420"/>
       </w:pPr>
     </w:lvl>
   </w:abstractNum>
@@ -14659,7 +14541,7 @@
     <w:nsid w:val="65C61735"/>
     <w:multiLevelType w:val="hybridMultilevel"/>
     <w:tmpl w:val="FFA8682A"/>
-    <w:lvl w:ilvl="0">
+    <w:lvl w:ilvl="0" w:tplc="66761B76">
       <w:start w:val="1"/>
       <w:numFmt w:val="decimal"/>
       <w:lvlText w:val="%1、"/>
@@ -14671,7 +14553,7 @@
         <w:rFonts w:hint="eastAsia"/>
       </w:rPr>
     </w:lvl>
-    <w:lvl w:ilvl="1" w:tentative="1">
+    <w:lvl w:ilvl="1" w:tplc="BF70B01E" w:tentative="1">
       <w:start w:val="1"/>
       <w:numFmt w:val="lowerLetter"/>
       <w:lvlText w:val="%2)"/>
@@ -14680,7 +14562,7 @@
         <w:ind w:left="1260" w:hanging="420"/>
       </w:pPr>
     </w:lvl>
-    <w:lvl w:ilvl="2" w:tentative="1">
+    <w:lvl w:ilvl="2" w:tplc="022E1CBE" w:tentative="1">
       <w:start w:val="1"/>
       <w:numFmt w:val="lowerRoman"/>
       <w:lvlText w:val="%3."/>
@@ -14689,7 +14571,7 @@
         <w:ind w:left="1680" w:hanging="420"/>
       </w:pPr>
     </w:lvl>
-    <w:lvl w:ilvl="3" w:tentative="1">
+    <w:lvl w:ilvl="3" w:tplc="21FAE5C2" w:tentative="1">
       <w:start w:val="1"/>
       <w:numFmt w:val="decimal"/>
       <w:lvlText w:val="%4."/>
@@ -14698,7 +14580,7 @@
         <w:ind w:left="2100" w:hanging="420"/>
       </w:pPr>
     </w:lvl>
-    <w:lvl w:ilvl="4" w:tentative="1">
+    <w:lvl w:ilvl="4" w:tplc="0A32A4D0" w:tentative="1">
       <w:start w:val="1"/>
       <w:numFmt w:val="lowerLetter"/>
       <w:lvlText w:val="%5)"/>
@@ -14707,7 +14589,7 @@
         <w:ind w:left="2520" w:hanging="420"/>
       </w:pPr>
     </w:lvl>
-    <w:lvl w:ilvl="5" w:tentative="1">
+    <w:lvl w:ilvl="5" w:tplc="5FDAA2FC" w:tentative="1">
       <w:start w:val="1"/>
       <w:numFmt w:val="lowerRoman"/>
       <w:lvlText w:val="%6."/>
@@ -14716,7 +14598,7 @@
         <w:ind w:left="2940" w:hanging="420"/>
       </w:pPr>
     </w:lvl>
-    <w:lvl w:ilvl="6" w:tentative="1">
+    <w:lvl w:ilvl="6" w:tplc="14CE6CF0" w:tentative="1">
       <w:start w:val="1"/>
       <w:numFmt w:val="decimal"/>
       <w:lvlText w:val="%7."/>
@@ -14725,7 +14607,7 @@
         <w:ind w:left="3360" w:hanging="420"/>
       </w:pPr>
     </w:lvl>
-    <w:lvl w:ilvl="7" w:tentative="1">
+    <w:lvl w:ilvl="7" w:tplc="8EA4D0CC" w:tentative="1">
       <w:start w:val="1"/>
       <w:numFmt w:val="lowerLetter"/>
       <w:lvlText w:val="%8)"/>
@@ -14734,7 +14616,7 @@
         <w:ind w:left="3780" w:hanging="420"/>
       </w:pPr>
     </w:lvl>
-    <w:lvl w:ilvl="8" w:tentative="1">
+    <w:lvl w:ilvl="8" w:tplc="A1D28CE0" w:tentative="1">
       <w:start w:val="1"/>
       <w:numFmt w:val="lowerRoman"/>
       <w:lvlText w:val="%9."/>
@@ -17188,6 +17070,21 @@
 </file>
 
 <file path=customXml/item1.xml><?xml version="1.0" encoding="utf-8"?>
+<p:properties xmlns:p="http://schemas.microsoft.com/office/2006/metadata/properties" xmlns:xsi="http://www.w3.org/2001/XMLSchema-instance">
+  <documentManagement/>
+</p:properties>
+</file>
+
+<file path=customXml/item2.xml><?xml version="1.0" encoding="utf-8"?>
+<?mso-contentType ?>
+<FormTemplates xmlns="http://schemas.microsoft.com/sharepoint/v3/contenttype/forms">
+  <Display>DocumentLibraryForm</Display>
+  <Edit>DocumentLibraryForm</Edit>
+  <New>DocumentLibraryForm</New>
+</FormTemplates>
+</file>
+
+<file path=customXml/item3.xml><?xml version="1.0" encoding="utf-8"?>
 <ct:contentTypeSchema xmlns:ct="http://schemas.microsoft.com/office/2006/metadata/contentType" xmlns:ma="http://schemas.microsoft.com/office/2006/metadata/properties/metaAttributes" ct:_="" ma:_="" ma:contentTypeName="Document" ma:contentTypeID="0x010100C9D738FE56F9DD4F818CEE0622FC80C0" ma:contentTypeVersion="0" ma:contentTypeDescription="Create a new document." ma:contentTypeScope="" ma:versionID="c733d375e9f13075cc482d188b8bae2c">
   <xsd:schema xmlns:xsd="http://www.w3.org/2001/XMLSchema" xmlns:p="http://schemas.microsoft.com/office/2006/metadata/properties" targetNamespace="http://schemas.microsoft.com/office/2006/metadata/properties" ma:root="true" ma:fieldsID="4aeb20c0e3442673af7ee10786458764">
     <xsd:element name="properties">
@@ -17236,26 +17133,27 @@
 </ct:contentTypeSchema>
 </file>
 
-<file path=customXml/item2.xml><?xml version="1.0" encoding="utf-8"?>
-<?mso-contentType ?>
-<FormTemplates xmlns="http://schemas.microsoft.com/sharepoint/v3/contenttype/forms">
-  <Display>DocumentLibraryForm</Display>
-  <Edit>DocumentLibraryForm</Edit>
-  <New>DocumentLibraryForm</New>
-</FormTemplates>
-</file>
-
-<file path=customXml/item3.xml><?xml version="1.0" encoding="utf-8"?>
-<p:properties xmlns:p="http://schemas.microsoft.com/office/2006/metadata/properties" xmlns:xsi="http://www.w3.org/2001/XMLSchema-instance">
-  <documentManagement/>
-</p:properties>
-</file>
-
 <file path=customXml/item4.xml><?xml version="1.0" encoding="utf-8"?>
 <b:Sources xmlns:b="http://schemas.openxmlformats.org/officeDocument/2006/bibliography" xmlns="http://schemas.openxmlformats.org/officeDocument/2006/bibliography" SelectedStyle="\APA.XSL" StyleName="APA"/>
 </file>
 
 <file path=customXml/itemProps1.xml><?xml version="1.0" encoding="utf-8"?>
+<ds:datastoreItem xmlns:ds="http://schemas.openxmlformats.org/officeDocument/2006/customXml" ds:itemID="{283A67FA-FB68-40D1-A1FD-BD4AEE599422}">
+  <ds:schemaRefs>
+    <ds:schemaRef ds:uri="http://schemas.microsoft.com/office/2006/metadata/properties"/>
+  </ds:schemaRefs>
+</ds:datastoreItem>
+</file>
+
+<file path=customXml/itemProps2.xml><?xml version="1.0" encoding="utf-8"?>
+<ds:datastoreItem xmlns:ds="http://schemas.openxmlformats.org/officeDocument/2006/customXml" ds:itemID="{9C2CE626-7193-49AD-BC45-D7AF4DFA65A4}">
+  <ds:schemaRefs>
+    <ds:schemaRef ds:uri="http://schemas.microsoft.com/sharepoint/v3/contenttype/forms"/>
+  </ds:schemaRefs>
+</ds:datastoreItem>
+</file>
+
+<file path=customXml/itemProps3.xml><?xml version="1.0" encoding="utf-8"?>
 <ds:datastoreItem xmlns:ds="http://schemas.openxmlformats.org/officeDocument/2006/customXml" ds:itemID="{94CFB702-9C76-4C98-BCB1-FF31686087A1}">
   <ds:schemaRefs>
     <ds:schemaRef ds:uri="http://schemas.microsoft.com/office/2006/metadata/contentType"/>
@@ -17270,22 +17168,6 @@
 </ds:datastoreItem>
 </file>
 
-<file path=customXml/itemProps2.xml><?xml version="1.0" encoding="utf-8"?>
-<ds:datastoreItem xmlns:ds="http://schemas.openxmlformats.org/officeDocument/2006/customXml" ds:itemID="{9C2CE626-7193-49AD-BC45-D7AF4DFA65A4}">
-  <ds:schemaRefs>
-    <ds:schemaRef ds:uri="http://schemas.microsoft.com/sharepoint/v3/contenttype/forms"/>
-  </ds:schemaRefs>
-</ds:datastoreItem>
-</file>
-
-<file path=customXml/itemProps3.xml><?xml version="1.0" encoding="utf-8"?>
-<ds:datastoreItem xmlns:ds="http://schemas.openxmlformats.org/officeDocument/2006/customXml" ds:itemID="{283A67FA-FB68-40D1-A1FD-BD4AEE599422}">
-  <ds:schemaRefs>
-    <ds:schemaRef ds:uri="http://schemas.microsoft.com/office/2006/metadata/properties"/>
-  </ds:schemaRefs>
-</ds:datastoreItem>
-</file>
-
 <file path=customXml/itemProps4.xml><?xml version="1.0" encoding="utf-8"?>
 <ds:datastoreItem xmlns:ds="http://schemas.openxmlformats.org/officeDocument/2006/customXml" ds:itemID="{E6FFBB88-2D8B-49B9-A9A9-DA4D88C69B8C}">
   <ds:schemaRefs>
